--- a/por/docx/28.content.docx
+++ b/por/docx/28.content.docx
@@ -291,19 +291,7 @@
         <w:rPr>
           <w:lang w:val="pt_PT" w:bidi="pt_PT"/>
         </w:rPr>
-        <w:t xml:space="preserve">). Oseias significa “o Senhor salva”, um nome apropriado para este profeta. • Jeroboão... filho de Joás, na terra de Israel: Oseias profetizou para o reino do norte de Israel durante os reinados de seus últimos sete reis, embora apenas um deles, Jeroboão II, seja mencionado aqui (veja </w:t>
-      </w:r>
-      <w:r>
-        <w:rPr>
-          <w:lang w:val="pt_PT" w:bidi="pt_PT"/>
-        </w:rPr>
-        <w:t>Introdução ao Livro de Oséias</w:t>
-      </w:r>
-      <w:r>
-        <w:rPr>
-          <w:lang w:val="pt_PT" w:bidi="pt_PT"/>
-        </w:rPr>
-        <w:t>, “Contexto”).</w:t>
+        <w:t>). Oseias significa “o Senhor salva”, um nome apropriado para este profeta. • Jeroboão... filho de Joás, na terra de Israel: Oseias profetizou para o reino do norte de Israel durante os reinados de seus últimos sete reis, embora apenas um deles, Jeroboão II, seja mencionado aqui (veja Introdução ao Livro de Oséias, “Contexto”).</w:t>
       </w:r>
       <w:r>
         <w:rPr>
